--- a/public/templates/PRI_Edited Volume Chapter Template_EN.docx
+++ b/public/templates/PRI_Edited Volume Chapter Template_EN.docx
@@ -67,7 +67,7 @@
           <w:color w:val="375A6B"/>
           <w:sz w:val="21"/>
         </w:rPr>
-        <w:t>Official Template · v1.0 (2026)</w:t>
+        <w:t>Official Template · v1.1 (2026-10-05)</w:t>
       </w:r>
     </w:p>
     <w:p>
@@ -203,7 +203,7 @@
                 <w:color w:val="1F2326"/>
                 <w:sz w:val="21"/>
               </w:rPr>
-              <w:t>v1.0 (2026)</w:t>
+              <w:t>v1.1 (2026-10-05)</w:t>
             </w:r>
           </w:p>
         </w:tc>
@@ -262,6 +262,9 @@
         </w:tc>
       </w:tr>
       <w:tr>
+        <w:trPr>
+          <w:cantSplit w:val="1"/>
+        </w:trPr>
         <w:tc>
           <w:tcPr>
             <w:tcW w:type="dxa" w:w="2948"/>
@@ -302,6 +305,7 @@
           <w:p>
             <w:pPr>
               <w:spacing w:before="80" w:after="80"/>
+              <w:keepLines w:val="1"/>
             </w:pPr>
             <w:r>
               <w:rPr>
@@ -857,6 +861,7 @@
     <w:p>
       <w:pPr>
         <w:spacing w:after="160"/>
+        <w:keepLines w:val="1"/>
       </w:pPr>
       <w:r>
         <w:rPr>
@@ -878,6 +883,9 @@
         <w:gridCol w:w="9072"/>
       </w:tblGrid>
       <w:tr>
+        <w:trPr>
+          <w:cantSplit w:val="1"/>
+        </w:trPr>
         <w:tc>
           <w:tcPr>
             <w:tcW w:type="dxa" w:w="9072"/>
@@ -892,6 +900,7 @@
           <w:p>
             <w:pPr>
               <w:spacing w:before="200" w:after="200"/>
+              <w:keepLines w:val="1"/>
             </w:pPr>
             <w:r>
               <w:rPr>
